--- a/docs/manuales/Guia_Leads.docx
+++ b/docs/manuales/Guia_Leads.docx
@@ -80,7 +80,7 @@
           <w:color w:val="56648F"/>
           <w:sz w:val="21"/>
         </w:rPr>
-        <w:t>Versión 1.0   ·   23/07/2026</w:t>
+        <w:t>Versión 1.1   ·   23/07/2026</w:t>
       </w:r>
     </w:p>
     <w:p/>
@@ -264,7 +264,7 @@
     </w:p>
     <w:p>
       <w:r>
-        <w:t>Empresa del interesado. Se puede buscar entre las cuentas existentes.</w:t>
+        <w:t>Empresa del interesado. Se puede buscar entre las cuentas existentes. Si no existe, aparece la opción "➕ Crear nueva cuenta" para crearla en el momento sin perder los datos del lead.</w:t>
       </w:r>
     </w:p>
     <w:p>

--- a/docs/manuales/Guia_Leads.docx
+++ b/docs/manuales/Guia_Leads.docx
@@ -80,7 +80,7 @@
           <w:color w:val="56648F"/>
           <w:sz w:val="21"/>
         </w:rPr>
-        <w:t>Versión 1.1   ·   23/07/2026</w:t>
+        <w:t>Versión 2.0   ·   23/07/2026</w:t>
       </w:r>
     </w:p>
     <w:p/>
@@ -96,7 +96,7 @@
     </w:p>
     <w:p>
       <w:r>
-        <w:t>Permite registrar oportunidades entrantes (consultas de posibles interesados) para hacerles seguimiento y, si corresponde, convertirlas en contactos y operaciones.</w:t>
+        <w:t>Permite registrar oportunidades entrantes (consultas de posibles interesados) y seguir su ciclo comercial: desde su creación hasta la conversión en Contacto o su cierre. El lead maneja tres conceptos independientes: Clasificación (calidad al ingresar), Resultado (Pendiente/Próspero/No Próspero) y Estado (Activo/Inactivo).</w:t>
       </w:r>
     </w:p>
     <w:p/>
@@ -348,6 +348,39 @@
           <w:color w:val="00285A"/>
           <w:sz w:val="23"/>
         </w:rPr>
+        <w:t>Clasificación</w:t>
+      </w:r>
+    </w:p>
+    <w:p>
+      <w:r>
+        <w:rPr>
+          <w:b/>
+          <w:color w:val="1C54F4"/>
+          <w:sz w:val="21"/>
+        </w:rPr>
+        <w:t>Qué ingresar:</w:t>
+      </w:r>
+    </w:p>
+    <w:p>
+      <w:r>
+        <w:t>Obligatorio. Indicar la calidad del lead al ingresar: Estándar o Calificado. No tiene valor por defecto.</w:t>
+      </w:r>
+    </w:p>
+    <w:p>
+      <w:r>
+        <w:rPr>
+          <w:color w:val="C9D6F0"/>
+        </w:rPr>
+        <w:t>──────────────────────────────────────────────</w:t>
+      </w:r>
+    </w:p>
+    <w:p>
+      <w:r>
+        <w:rPr>
+          <w:b/>
+          <w:color w:val="00285A"/>
+          <w:sz w:val="23"/>
+        </w:rPr>
         <w:t>Origen</w:t>
       </w:r>
     </w:p>
@@ -498,6 +531,39 @@
         <w:t>Observaciones: superficie buscada, urgencia, detalles de la consulta.</w:t>
       </w:r>
     </w:p>
+    <w:p>
+      <w:r>
+        <w:rPr>
+          <w:color w:val="C9D6F0"/>
+        </w:rPr>
+        <w:t>──────────────────────────────────────────────</w:t>
+      </w:r>
+    </w:p>
+    <w:p>
+      <w:r>
+        <w:rPr>
+          <w:b/>
+          <w:color w:val="00285A"/>
+          <w:sz w:val="23"/>
+        </w:rPr>
+        <w:t>Resultado (en la ficha)</w:t>
+      </w:r>
+    </w:p>
+    <w:p>
+      <w:r>
+        <w:rPr>
+          <w:b/>
+          <w:color w:val="1C54F4"/>
+          <w:sz w:val="21"/>
+        </w:rPr>
+        <w:t>Qué ingresar:</w:t>
+      </w:r>
+    </w:p>
+    <w:p>
+      <w:r>
+        <w:t>Se crea como Pendiente. Luego se actualiza a Próspero o No Próspero. Cuando es Próspero aparece la acción "Convertir a Contacto"; No Próspero conserva el lead como registro histórico.</w:t>
+      </w:r>
+    </w:p>
     <w:p/>
     <w:p>
       <w:r>
@@ -522,7 +588,7 @@
         <w:pStyle w:val="ListBullet"/>
       </w:pPr>
       <w:r>
-        <w:t>Se crea el Lead y queda asignado al ejecutivo indicado.</w:t>
+        <w:t>Se crea el Lead con Resultado Pendiente y Estado Activo, asignado al ejecutivo indicado.</w:t>
       </w:r>
     </w:p>
     <w:p>
@@ -530,7 +596,7 @@
         <w:pStyle w:val="ListBullet"/>
       </w:pPr>
       <w:r>
-        <w:t>Aparece en el listado de Leads para hacerle seguimiento.</w:t>
+        <w:t>Si pasa 14 días en Pendiente sin resolución, el lead pasa automáticamente a Inactivo (con recordatorios previos en los días 10 y 13). No se elimina.</w:t>
       </w:r>
     </w:p>
     <w:p>
@@ -538,7 +604,15 @@
         <w:pStyle w:val="ListBullet"/>
       </w:pPr>
       <w:r>
-        <w:t>Puede editarse o convertirse en contacto más adelante.</w:t>
+        <w:t>Al actualizar el Resultado (u otra acción comercial), un lead Inactivo vuelve a Activo.</w:t>
+      </w:r>
+    </w:p>
+    <w:p>
+      <w:pPr>
+        <w:pStyle w:val="ListBullet"/>
+      </w:pPr>
+      <w:r>
+        <w:t>Con Resultado Próspero se puede convertir en Contacto reutilizando la cuenta asociada, sin duplicar información; el lead queda como registro histórico.</w:t>
       </w:r>
     </w:p>
     <w:sectPr>

--- a/docs/manuales/Guia_Leads.docx
+++ b/docs/manuales/Guia_Leads.docx
@@ -80,7 +80,7 @@
           <w:color w:val="56648F"/>
           <w:sz w:val="21"/>
         </w:rPr>
-        <w:t>Versión 2.0   ·   23/07/2026</w:t>
+        <w:t>Versión 2.1   ·   23/07/2026</w:t>
       </w:r>
     </w:p>
     <w:p/>
@@ -198,7 +198,7 @@
     </w:p>
     <w:p>
       <w:r>
-        <w:t>Correo electrónico de contacto.</w:t>
+        <w:t>Correo electrónico de contacto (opcional). Si se completa, debe tener formato válido.</w:t>
       </w:r>
     </w:p>
     <w:p>
@@ -231,7 +231,7 @@
     </w:p>
     <w:p>
       <w:r>
-        <w:t>Número de celular de la persona.</w:t>
+        <w:t>Número de celular de la persona (opcional). Se puede completar más adelante.</w:t>
       </w:r>
     </w:p>
     <w:p>
@@ -495,7 +495,7 @@
     </w:p>
     <w:p>
       <w:r>
-        <w:t>Pegar el enlace del aviso o publicación de donde surgió la consulta.</w:t>
+        <w:t>Pegar el enlace del aviso o publicación de donde surgió la consulta (opcional). Si se completa, debe ser una URL válida.</w:t>
       </w:r>
     </w:p>
     <w:p>

--- a/docs/manuales/Guia_Leads.docx
+++ b/docs/manuales/Guia_Leads.docx
@@ -80,7 +80,7 @@
           <w:color w:val="56648F"/>
           <w:sz w:val="21"/>
         </w:rPr>
-        <w:t>Versión 2.1   ·   23/07/2026</w:t>
+        <w:t>Versión 2.2   ·   23/07/2026</w:t>
       </w:r>
     </w:p>
     <w:p/>
@@ -282,6 +282,39 @@
           <w:color w:val="00285A"/>
           <w:sz w:val="23"/>
         </w:rPr>
+        <w:t>Cargo segmentado</w:t>
+      </w:r>
+    </w:p>
+    <w:p>
+      <w:r>
+        <w:rPr>
+          <w:b/>
+          <w:color w:val="1C54F4"/>
+          <w:sz w:val="21"/>
+        </w:rPr>
+        <w:t>Qué ingresar:</w:t>
+      </w:r>
+    </w:p>
+    <w:p>
+      <w:r>
+        <w:t>Seleccionar el tipo de cargo (CEO, CFO, Compras, Real Estate u Otro), igual que en Contactos. Si se elige "Otro", especificar el cargo en el campo Puesto.</w:t>
+      </w:r>
+    </w:p>
+    <w:p>
+      <w:r>
+        <w:rPr>
+          <w:color w:val="C9D6F0"/>
+        </w:rPr>
+        <w:t>──────────────────────────────────────────────</w:t>
+      </w:r>
+    </w:p>
+    <w:p>
+      <w:r>
+        <w:rPr>
+          <w:b/>
+          <w:color w:val="00285A"/>
+          <w:sz w:val="23"/>
+        </w:rPr>
         <w:t>Puesto</w:t>
       </w:r>
     </w:p>
@@ -297,7 +330,7 @@
     </w:p>
     <w:p>
       <w:r>
-        <w:t>Puesto o rol de la persona (opcional).</w:t>
+        <w:t>Puesto o rol de la persona (opcional). Sirve para ampliar o especificar el cargo.</w:t>
       </w:r>
     </w:p>
     <w:p>

--- a/docs/manuales/Guia_Leads.docx
+++ b/docs/manuales/Guia_Leads.docx
@@ -80,7 +80,7 @@
           <w:color w:val="56648F"/>
           <w:sz w:val="21"/>
         </w:rPr>
-        <w:t>Versión 2.2   ·   23/07/2026</w:t>
+        <w:t>Versión 2.3   ·   23/07/2026</w:t>
       </w:r>
     </w:p>
     <w:p/>
@@ -348,7 +348,7 @@
           <w:color w:val="00285A"/>
           <w:sz w:val="23"/>
         </w:rPr>
-        <w:t>Tipo de inmueble</w:t>
+        <w:t>Tipo de consulta</w:t>
       </w:r>
     </w:p>
     <w:p>
@@ -363,7 +363,7 @@
     </w:p>
     <w:p>
       <w:r>
-        <w:t>Tipo de propiedad que busca (oficina, local, depósito, etc.).</w:t>
+        <w:t>Tipo de consulta realizada: Oficina, Industria, Depósito, Terreno, Retail, SPS, Valuaciones u Otros. Si se elige "Otros", aparece un campo para especificar la consulta.</w:t>
       </w:r>
     </w:p>
     <w:p>

--- a/docs/manuales/Guia_Leads.docx
+++ b/docs/manuales/Guia_Leads.docx
@@ -80,7 +80,7 @@
           <w:color w:val="56648F"/>
           <w:sz w:val="21"/>
         </w:rPr>
-        <w:t>Versión 2.3   ·   23/07/2026</w:t>
+        <w:t>Versión 2.4   ·   23/07/2026</w:t>
       </w:r>
     </w:p>
     <w:p/>
@@ -645,7 +645,7 @@
         <w:pStyle w:val="ListBullet"/>
       </w:pPr>
       <w:r>
-        <w:t>Con Resultado Próspero se puede convertir en Contacto reutilizando la cuenta asociada, sin duplicar información; el lead queda como registro histórico.</w:t>
+        <w:t>Con Resultado Próspero se puede convertir en Contacto. Al convertir se puede: vincular a una cuenta existente, crear una nueva cuenta (se abre el formulario según tu perfil y se vincula sola), o marcar el contacto como Particular (sin cuenta). Al finalizar se abre la ficha del contacto creado; el lead queda como registro histórico.</w:t>
       </w:r>
     </w:p>
     <w:sectPr>

--- a/docs/manuales/Guia_Leads.docx
+++ b/docs/manuales/Guia_Leads.docx
@@ -80,7 +80,7 @@
           <w:color w:val="56648F"/>
           <w:sz w:val="21"/>
         </w:rPr>
-        <w:t>Versión 2.4   ·   23/07/2026</w:t>
+        <w:t>Versión 2.5   ·   23/07/2026</w:t>
       </w:r>
     </w:p>
     <w:p/>
@@ -282,7 +282,7 @@
           <w:color w:val="00285A"/>
           <w:sz w:val="23"/>
         </w:rPr>
-        <w:t>Cargo segmentado</w:t>
+        <w:t>Cargo</w:t>
       </w:r>
     </w:p>
     <w:p>
@@ -645,7 +645,7 @@
         <w:pStyle w:val="ListBullet"/>
       </w:pPr>
       <w:r>
-        <w:t>Con Resultado Próspero se puede convertir en Contacto. Al convertir se puede: vincular a una cuenta existente, crear una nueva cuenta (se abre el formulario según tu perfil y se vincula sola), o marcar el contacto como Particular (sin cuenta). Al finalizar se abre la ficha del contacto creado; el lead queda como registro histórico.</w:t>
+        <w:t>Con Resultado Próspero, 'Convertir a Contacto' abre el formulario completo de Contacto precargado con los datos del Lead; se completa lo que falte y recién al presionar 'Crear Contacto' se genera. Dentro del formulario se elige la cuenta: existente, nueva o vacío (Particular). Antes de crear, avisa si ya existe un contacto con el mismo nombre y apellido. El lead queda como registro histórico.</w:t>
       </w:r>
     </w:p>
     <w:sectPr>

--- a/docs/manuales/Guia_Leads.docx
+++ b/docs/manuales/Guia_Leads.docx
@@ -80,7 +80,7 @@
           <w:color w:val="56648F"/>
           <w:sz w:val="21"/>
         </w:rPr>
-        <w:t>Versión 2.5   ·   23/07/2026</w:t>
+        <w:t>Versión 2.6   ·   23/07/2026</w:t>
       </w:r>
     </w:p>
     <w:p/>
@@ -330,7 +330,7 @@
     </w:p>
     <w:p>
       <w:r>
-        <w:t>Puesto o rol de la persona (opcional). Sirve para ampliar o especificar el cargo.</w:t>
+        <w:t>Aparece solo cuando en Cargo se elige "Otro": campo de texto para especificar el cargo (igual que en Contactos).</w:t>
       </w:r>
     </w:p>
     <w:p>

--- a/docs/manuales/Guia_Leads.docx
+++ b/docs/manuales/Guia_Leads.docx
@@ -80,7 +80,7 @@
           <w:color w:val="56648F"/>
           <w:sz w:val="21"/>
         </w:rPr>
-        <w:t>Versión 2.6   ·   23/07/2026</w:t>
+        <w:t>Versión 2.7   ·   23/07/2026</w:t>
       </w:r>
     </w:p>
     <w:p/>
@@ -414,6 +414,39 @@
           <w:color w:val="00285A"/>
           <w:sz w:val="23"/>
         </w:rPr>
+        <w:t>Requerimiento</w:t>
+      </w:r>
+    </w:p>
+    <w:p>
+      <w:r>
+        <w:rPr>
+          <w:b/>
+          <w:color w:val="1C54F4"/>
+          <w:sz w:val="21"/>
+        </w:rPr>
+        <w:t>Qué ingresar:</w:t>
+      </w:r>
+    </w:p>
+    <w:p>
+      <w:r>
+        <w:t>Caja de texto libre (entre Datos del Lead y Origen) para registrar el requerimiento inicial del cliente: qué busca, superficie, zona, presupuesto, plazos. En la ficha, si tiene contenido, se muestra arriba de todo; si está vacío, no se muestra.</w:t>
+      </w:r>
+    </w:p>
+    <w:p>
+      <w:r>
+        <w:rPr>
+          <w:color w:val="C9D6F0"/>
+        </w:rPr>
+        <w:t>──────────────────────────────────────────────</w:t>
+      </w:r>
+    </w:p>
+    <w:p>
+      <w:r>
+        <w:rPr>
+          <w:b/>
+          <w:color w:val="00285A"/>
+          <w:sz w:val="23"/>
+        </w:rPr>
         <w:t>Origen</w:t>
       </w:r>
     </w:p>
@@ -447,7 +480,7 @@
           <w:color w:val="00285A"/>
           <w:sz w:val="23"/>
         </w:rPr>
-        <w:t>Ejecutivo Comercial asignado</w:t>
+        <w:t>Ejecutivo(s) Comercial(es) asignado(s)</w:t>
       </w:r>
     </w:p>
     <w:p>
@@ -462,7 +495,40 @@
     </w:p>
     <w:p>
       <w:r>
-        <w:t>Ejecutivo que se hará cargo del seguimiento del lead.</w:t>
+        <w:t>Obligatorio. Se pueden asignar hasta 3 ejecutivos con el buscador predictivo (selección múltiple). Cada ejecutivo ve únicamente los leads que tiene asignados; los administradores ven toda la base.</w:t>
+      </w:r>
+    </w:p>
+    <w:p>
+      <w:r>
+        <w:rPr>
+          <w:color w:val="C9D6F0"/>
+        </w:rPr>
+        <w:t>──────────────────────────────────────────────</w:t>
+      </w:r>
+    </w:p>
+    <w:p>
+      <w:r>
+        <w:rPr>
+          <w:b/>
+          <w:color w:val="00285A"/>
+          <w:sz w:val="23"/>
+        </w:rPr>
+        <w:t>Fecha de vencimiento y Countdown</w:t>
+      </w:r>
+    </w:p>
+    <w:p>
+      <w:r>
+        <w:rPr>
+          <w:b/>
+          <w:color w:val="1C54F4"/>
+          <w:sz w:val="21"/>
+        </w:rPr>
+        <w:t>Qué ingresar:</w:t>
+      </w:r>
+    </w:p>
+    <w:p>
+      <w:r>
+        <w:t>Cada lead tiene una fecha de vencimiento (30 días) y un contador de días restantes con semáforo: rojo 1–10, amarillo 11–20, verde 21–30. Se muestra en la lista y en el panel del lead.</w:t>
       </w:r>
     </w:p>
     <w:p>
@@ -645,7 +711,15 @@
         <w:pStyle w:val="ListBullet"/>
       </w:pPr>
       <w:r>
-        <w:t>Con Resultado Próspero, 'Convertir a Contacto' abre el formulario completo de Contacto precargado con los datos del Lead; se completa lo que falte y recién al presionar 'Crear Contacto' se genera. Dentro del formulario se elige la cuenta: existente, nueva o vacío (Particular). Antes de crear, avisa si ya existe un contacto con el mismo nombre y apellido. El lead queda como registro histórico.</w:t>
+        <w:t>Con Resultado Próspero, 'Convertir a Contacto' abre el formulario completo de Contacto precargado con los datos del Lead; se completa lo que falte y recién al presionar 'Crear Contacto' se genera. Dentro del formulario se elige la cuenta: existente, nueva o vacío (Particular). Si se crea una cuenta nueva durante la conversión, queda vinculada al lead y su Empresa se actualiza en toda la interfaz. Antes de crear, avisa si ya existe un contacto con el mismo nombre y apellido. El lead queda como registro histórico y desaparece de la lista principal (accesible desde la vista 'Convertidos').</w:t>
+      </w:r>
+    </w:p>
+    <w:p>
+      <w:pPr>
+        <w:pStyle w:val="ListBullet"/>
+      </w:pPr>
+      <w:r>
+        <w:t>El perfil Ejecutivo Comercial sólo puede cambiar el Estado, agregar/editar Comentarios y Convertir a Contacto; el resto de los datos los edita un administrador.</w:t>
       </w:r>
     </w:p>
     <w:sectPr>

--- a/docs/manuales/Guia_Leads.docx
+++ b/docs/manuales/Guia_Leads.docx
@@ -80,7 +80,7 @@
           <w:color w:val="56648F"/>
           <w:sz w:val="21"/>
         </w:rPr>
-        <w:t>Versión 2.7   ·   23/07/2026</w:t>
+        <w:t>Versión 2.8   ·   23/07/2026</w:t>
       </w:r>
     </w:p>
     <w:p/>
@@ -663,6 +663,39 @@
         <w:t>Se crea como Pendiente. Luego se actualiza a Próspero o No Próspero. Cuando es Próspero aparece la acción "Convertir a Contacto"; No Próspero conserva el lead como registro histórico.</w:t>
       </w:r>
     </w:p>
+    <w:p>
+      <w:r>
+        <w:rPr>
+          <w:color w:val="C9D6F0"/>
+        </w:rPr>
+        <w:t>──────────────────────────────────────────────</w:t>
+      </w:r>
+    </w:p>
+    <w:p>
+      <w:r>
+        <w:rPr>
+          <w:b/>
+          <w:color w:val="00285A"/>
+          <w:sz w:val="23"/>
+        </w:rPr>
+        <w:t>Respuesta 24hs (en la ficha)</w:t>
+      </w:r>
+    </w:p>
+    <w:p>
+      <w:r>
+        <w:rPr>
+          <w:b/>
+          <w:color w:val="1C54F4"/>
+          <w:sz w:val="21"/>
+        </w:rPr>
+        <w:t>Qué ingresar:</w:t>
+      </w:r>
+    </w:p>
+    <w:p>
+      <w:r>
+        <w:t>Junto a Resultado, permite adjuntar evidencia del seguimiento (captura del mensaje enviado, foto, PDF, documento) con el botón "+ Adjuntar". El botón está disponible sólo durante los 2 días posteriores a la creación del lead; luego queda deshabilitado, pero los archivos ya cargados siguen visibles y se pueden abrir. La carga se registra en el Timeline del lead.</w:t>
+      </w:r>
+    </w:p>
     <w:p/>
     <w:p>
       <w:r>
